--- a/public/templates/office/docx/poster-announcement_brand.docx
+++ b/public/templates/office/docx/poster-announcement_brand.docx
@@ -4,49 +4,152 @@
   <w:body>
     <w:p>
       <w:pPr>
-        <w:shd w:val="clear" w:color="auto" w:fill="003366"/>
-        <w:spacing w:before="120" w:after="120"/>
+        <w:spacing w:after="80"/>
       </w:pPr>
       <w:r>
         <w:rPr>
+          <w:rFonts w:ascii="Calibri" w:hAnsi="Calibri"/>
+        </w:rPr>
+        <w:t xml:space="preserve">{%logo}</w:t>
+      </w:r>
+    </w:p>
+    <w:p>
+      <w:pPr>
+        <w:spacing w:after="60"/>
+        <w:shd w:val="clear" w:color="auto" w:fill="003366"/>
+      </w:pPr>
+      <w:r>
+        <w:rPr>
+          <w:rFonts w:ascii="Calibri" w:hAnsi="Calibri"/>
           <w:b/>
           <w:color w:val="FFFFFF"/>
           <w:sz w:val="28"/>
         </w:rPr>
-        <w:t xml:space="preserve">Poster announcement — Brand</w:t>
-      </w:r>
-    </w:p>
-    <w:p>
-      <w:r>
         <w:t xml:space="preserve">Local {localNumber}</w:t>
       </w:r>
     </w:p>
     <w:p>
+      <w:pPr>
+        <w:spacing w:after="200"/>
+        <w:shd w:val="clear" w:color="auto" w:fill="003366"/>
+      </w:pPr>
       <w:r>
+        <w:rPr>
+          <w:rFonts w:ascii="Calibri" w:hAnsi="Calibri"/>
+          <w:color w:val="FFFFFF"/>
+          <w:sz w:val="20"/>
+        </w:rPr>
+        <w:t xml:space="preserve">{contactName}</w:t>
+      </w:r>
+    </w:p>
+    <w:p>
+      <w:pPr>
+        <w:pStyle w:val="Title"/>
+        <w:spacing w:after="120"/>
+      </w:pPr>
+      <w:r>
+        <w:rPr>
+          <w:rFonts w:ascii="Calibri" w:hAnsi="Calibri"/>
+          <w:b/>
+          <w:sz w:val="48"/>
+        </w:rPr>
+        <w:t xml:space="preserve">{headline}</w:t>
+      </w:r>
+    </w:p>
+    <w:p>
+      <w:pPr>
+        <w:spacing w:after="200"/>
+      </w:pPr>
+      <w:r>
+        <w:rPr>
+          <w:rFonts w:ascii="Calibri" w:hAnsi="Calibri"/>
+          <w:b/>
+          <w:sz w:val="32"/>
+        </w:rPr>
         <w:t xml:space="preserve">{title}</w:t>
       </w:r>
     </w:p>
     <w:p>
+      <w:pPr>
+        <w:spacing w:after="280"/>
+      </w:pPr>
       <w:r>
-        <w:t xml:space="preserve">{headline}</w:t>
-      </w:r>
-    </w:p>
-    <w:p>
-      <w:r>
+        <w:rPr>
+          <w:rFonts w:ascii="Calibri" w:hAnsi="Calibri"/>
+          <w:sz w:val="24"/>
+        </w:rPr>
         <w:t xml:space="preserve">{body}</w:t>
       </w:r>
     </w:p>
     <w:p>
+      <w:pPr>
+        <w:spacing w:after="160"/>
+        <w:shd w:val="clear" w:color="auto" w:fill="003366"/>
+      </w:pPr>
       <w:r>
+        <w:rPr>
+          <w:rFonts w:ascii="Calibri" w:hAnsi="Calibri"/>
+          <w:b/>
+          <w:color w:val="FFFFFF"/>
+          <w:sz w:val="28"/>
+        </w:rPr>
         <w:t xml:space="preserve">{cta}</w:t>
       </w:r>
     </w:p>
     <w:p>
+      <w:pPr>
+        <w:spacing w:after="120"/>
+      </w:pPr>
       <w:r>
-        <w:t xml:space="preserve">— {contactName}</w:t>
+        <w:rPr>
+          <w:rFonts w:ascii="Calibri" w:hAnsi="Calibri"/>
+          <w:color w:val="666666"/>
+          <w:sz w:val="18"/>
+        </w:rPr>
+        <w:t xml:space="preserve">— {contactName}  ·  Local {localNumber}</w:t>
       </w:r>
     </w:p>
-    <w:sectPr/>
+    <w:sectPr>
+      <w:pgSz w:w="12240" w:h="15840"/>
+      <w:pgMar w:top="1008" w:right="1008" w:bottom="1008" w:left="1008" w:header="720" w:footer="720"/>
+    </w:sectPr>
   </w:body>
 </w:document>
+</file>
+
+<file path=word/styles.xml><?xml version="1.0" encoding="utf-8"?>
+<w:styles xmlns:w="http://schemas.openxmlformats.org/wordprocessingml/2006/main">
+  <w:style w:type="paragraph" w:default="1" w:styleId="Normal">
+    <w:name w:val="Normal"/>
+    <w:qFormat/>
+    <w:rPr>
+      <w:rFonts w:ascii="Calibri" w:hAnsi="Calibri"/>
+      <w:sz w:val="22"/>
+    </w:rPr>
+  </w:style>
+  <w:style w:type="paragraph" w:styleId="Title">
+    <w:name w:val="Title"/>
+    <w:basedOn w:val="Normal"/>
+    <w:qFormat/>
+    <w:pPr>
+      <w:spacing w:before="120" w:after="200"/>
+    </w:pPr>
+    <w:rPr>
+      <w:b/>
+      <w:sz w:val="36"/>
+    </w:rPr>
+  </w:style>
+  <w:style w:type="paragraph" w:styleId="Heading1">
+    <w:name w:val="heading 1"/>
+    <w:basedOn w:val="Normal"/>
+    <w:qFormat/>
+    <w:pPr>
+      <w:spacing w:before="200" w:after="120"/>
+    </w:pPr>
+    <w:rPr>
+      <w:b/>
+      <w:sz w:val="28"/>
+    </w:rPr>
+  </w:style>
+</w:styles>
 </file>